--- a/правки/Martusenko_V_E_Chast_predlozheniy_3.docx
+++ b/правки/Martusenko_V_E_Chast_predlozheniy_3.docx
@@ -1,6 +1,6 @@
 
 <file path=word/document.xml><?xml version="1.0" encoding="utf-8"?>
-<w:document xmlns:wpc="http://schemas.microsoft.com/office/word/2010/wordprocessingCanvas" xmlns:cx="http://schemas.microsoft.com/office/drawing/2014/chartex" xmlns:cx1="http://schemas.microsoft.com/office/drawing/2015/9/8/chartex" xmlns:cx2="http://schemas.microsoft.com/office/drawing/2015/10/21/chartex" xmlns:cx3="http://schemas.microsoft.com/office/drawing/2016/5/9/chartex" xmlns:cx4="http://schemas.microsoft.com/office/drawing/2016/5/10/chartex" xmlns:cx5="http://schemas.microsoft.com/office/drawing/2016/5/11/chartex" xmlns:cx6="http://schemas.microsoft.com/office/drawing/2016/5/12/chartex" xmlns:cx7="http://schemas.microsoft.com/office/drawing/2016/5/13/chartex" xmlns:cx8="http://schemas.microsoft.com/office/drawing/2016/5/14/chartex" xmlns:mc="http://schemas.openxmlformats.org/markup-compatibility/2006" xmlns:aink="http://schemas.microsoft.com/office/drawing/2016/ink" xmlns:am3d="http://schemas.microsoft.com/office/drawing/2017/model3d" xmlns:o="urn:schemas-microsoft-com:office:office" xmlns:r="http://schemas.openxmlformats.org/officeDocument/2006/relationships" xmlns:m="http://schemas.openxmlformats.org/officeDocument/2006/math" xmlns:v="urn:schemas-microsoft-com:vml" xmlns:wp14="http://schemas.microsoft.com/office/word/2010/wordprocessingDrawing" xmlns:wp="http://schemas.openxmlformats.org/drawingml/2006/wordprocessingDrawing" xmlns:w10="urn:schemas-microsoft-com:office:word" xmlns:w="http://schemas.openxmlformats.org/wordprocessingml/2006/main" xmlns:w14="http://schemas.microsoft.com/office/word/2010/wordml" xmlns:w15="http://schemas.microsoft.com/office/word/2012/wordml" xmlns:w16cex="http://schemas.microsoft.com/office/word/2018/wordml/cex" xmlns:w16cid="http://schemas.microsoft.com/office/word/2016/wordml/cid" xmlns:w16="http://schemas.microsoft.com/office/word/2018/wordml" xmlns:w16sdtdh="http://schemas.microsoft.com/office/word/2020/wordml/sdtdatahash" xmlns:w16se="http://schemas.microsoft.com/office/word/2015/wordml/symex" xmlns:wpg="http://schemas.microsoft.com/office/word/2010/wordprocessingGroup" xmlns:wpi="http://schemas.microsoft.com/office/word/2010/wordprocessingInk" xmlns:wne="http://schemas.microsoft.com/office/word/2006/wordml" xmlns:wps="http://schemas.microsoft.com/office/word/2010/wordprocessingShape" mc:Ignorable="w14 w15 w16se w16cid w16 w16cex w16sdtdh wp14">
+<w:document xmlns:wpc="http://schemas.microsoft.com/office/word/2010/wordprocessingCanvas" xmlns:mc="http://schemas.openxmlformats.org/markup-compatibility/2006" xmlns:o="urn:schemas-microsoft-com:office:office" xmlns:r="http://schemas.openxmlformats.org/officeDocument/2006/relationships" xmlns:m="http://schemas.openxmlformats.org/officeDocument/2006/math" xmlns:v="urn:schemas-microsoft-com:vml" xmlns:wp14="http://schemas.microsoft.com/office/word/2010/wordprocessingDrawing" xmlns:wp="http://schemas.openxmlformats.org/drawingml/2006/wordprocessingDrawing" xmlns:w10="urn:schemas-microsoft-com:office:word" xmlns:w="http://schemas.openxmlformats.org/wordprocessingml/2006/main" xmlns:w14="http://schemas.microsoft.com/office/word/2010/wordml" xmlns:w15="http://schemas.microsoft.com/office/word/2012/wordml" xmlns:wpg="http://schemas.microsoft.com/office/word/2010/wordprocessingGroup" xmlns:wpi="http://schemas.microsoft.com/office/word/2010/wordprocessingInk" xmlns:wne="http://schemas.microsoft.com/office/word/2006/wordml" xmlns:wps="http://schemas.microsoft.com/office/word/2010/wordprocessingShape" mc:Ignorable="w14 w15 wp14">
   <w:body>
     <w:p>
       <w:pPr>
@@ -136,6 +136,7 @@
           <w:rFonts w:ascii="Times New Roman" w:hAnsi="Times New Roman" w:cs="Times New Roman"/>
           <w:sz w:val="24"/>
           <w:szCs w:val="24"/>
+          <w:highlight w:val="red"/>
         </w:rPr>
         <w:t xml:space="preserve">2.1 </w:t>
       </w:r>
@@ -144,6 +145,52 @@
           <w:rFonts w:ascii="Times New Roman" w:hAnsi="Times New Roman" w:cs="Times New Roman"/>
           <w:sz w:val="24"/>
           <w:szCs w:val="24"/>
+          <w:highlight w:val="red"/>
+        </w:rPr>
+        <w:t>Я попробовала это реализовать, но у меня не получилось, так как для этого нужно сильно менять логику загрузки и возможно даже структуру базы данных. Предполагается, что при неудаче или ошибке пользователь до</w:t>
+      </w:r>
+      <w:r>
+        <w:rPr>
+          <w:rFonts w:ascii="Times New Roman" w:hAnsi="Times New Roman" w:cs="Times New Roman"/>
+          <w:sz w:val="24"/>
+          <w:szCs w:val="24"/>
+          <w:highlight w:val="red"/>
+        </w:rPr>
+        <w:t xml:space="preserve">лжен просто удалить этот </w:t>
+      </w:r>
+      <w:r>
+        <w:rPr>
+          <w:rFonts w:ascii="Times New Roman" w:hAnsi="Times New Roman" w:cs="Times New Roman"/>
+          <w:sz w:val="24"/>
+          <w:szCs w:val="24"/>
+          <w:highlight w:val="red"/>
+        </w:rPr>
+        <w:t>файл. также при ошибке появляются окна сообщений, с помощью которых можно расшифровать причину.</w:t>
+      </w:r>
+      <w:r>
+        <w:rPr>
+          <w:rFonts w:ascii="Times New Roman" w:hAnsi="Times New Roman" w:cs="Times New Roman"/>
+          <w:sz w:val="24"/>
+          <w:szCs w:val="24"/>
+          <w:highlight w:val="red"/>
+        </w:rPr>
+        <w:t xml:space="preserve"> Конечно, на будущее обязательно нужно будет это учитывать.</w:t>
+      </w:r>
+    </w:p>
+    <w:p>
+      <w:pPr>
+        <w:jc w:val="both"/>
+        <w:rPr>
+          <w:rFonts w:ascii="Times New Roman" w:hAnsi="Times New Roman" w:cs="Times New Roman"/>
+          <w:sz w:val="24"/>
+          <w:szCs w:val="24"/>
+        </w:rPr>
+      </w:pPr>
+      <w:r>
+        <w:rPr>
+          <w:rFonts w:ascii="Times New Roman" w:hAnsi="Times New Roman" w:cs="Times New Roman"/>
+          <w:sz w:val="24"/>
+          <w:szCs w:val="24"/>
         </w:rPr>
         <w:t xml:space="preserve">Очень важное замечание как по мне, нет кнопки «Отмена» при загрузке </w:t>
       </w:r>
@@ -213,7 +260,6 @@
         </w:rPr>
         <w:t xml:space="preserve"> в папке «</w:t>
       </w:r>
-      <w:proofErr w:type="spellStart"/>
       <w:r>
         <w:rPr>
           <w:rFonts w:ascii="Times New Roman" w:hAnsi="Times New Roman" w:cs="Times New Roman"/>
@@ -222,7 +268,6 @@
         </w:rPr>
         <w:t>data_bases</w:t>
       </w:r>
-      <w:proofErr w:type="spellEnd"/>
       <w:r>
         <w:rPr>
           <w:rFonts w:ascii="Times New Roman" w:hAnsi="Times New Roman" w:cs="Times New Roman"/>
@@ -292,8 +337,10 @@
       <w:r>
         <w:rPr>
           <w:rFonts w:ascii="Times New Roman" w:hAnsi="Times New Roman" w:cs="Times New Roman"/>
-          <w:sz w:val="24"/>
-          <w:szCs w:val="24"/>
+          <w:noProof/>
+          <w:sz w:val="24"/>
+          <w:szCs w:val="24"/>
+          <w:lang w:eastAsia="ru-RU" w:bidi="ar-SA"/>
         </w:rPr>
         <w:drawing>
           <wp:inline distT="0" distB="0" distL="0" distR="0" wp14:anchorId="61104E2B" wp14:editId="78D2C3DC">
@@ -409,7 +456,180 @@
           <w:sz w:val="24"/>
           <w:szCs w:val="24"/>
         </w:rPr>
-        <w:t xml:space="preserve">Могу по рассуждать, но не знаю на сколько это применимо, но тем не менее, может пере хеширование, но это тогда нужно как-то файл </w:t>
+        <w:lastRenderedPageBreak/>
+        <w:t>Могу по рассуждать, но не знаю на сколько это применимо, но тем не менее, может пере хеширование, но это тогда нужно как-то файл «</w:t>
+      </w:r>
+      <w:r>
+        <w:rPr>
+          <w:rFonts w:ascii="Times New Roman" w:hAnsi="Times New Roman" w:cs="Times New Roman"/>
+          <w:sz w:val="24"/>
+          <w:szCs w:val="24"/>
+        </w:rPr>
+        <w:t>… .</w:t>
+      </w:r>
+      <w:r>
+        <w:rPr>
+          <w:rFonts w:ascii="Times New Roman" w:hAnsi="Times New Roman" w:cs="Times New Roman"/>
+          <w:sz w:val="24"/>
+          <w:szCs w:val="24"/>
+          <w:lang w:val="en-US"/>
+        </w:rPr>
+        <w:t>db</w:t>
+      </w:r>
+      <w:r>
+        <w:rPr>
+          <w:rFonts w:ascii="Times New Roman" w:hAnsi="Times New Roman" w:cs="Times New Roman"/>
+          <w:sz w:val="24"/>
+          <w:szCs w:val="24"/>
+        </w:rPr>
+        <w:t>» помечать, да и файлы «</w:t>
+      </w:r>
+      <w:r>
+        <w:rPr>
+          <w:rFonts w:ascii="Times New Roman" w:hAnsi="Times New Roman" w:cs="Times New Roman"/>
+          <w:sz w:val="24"/>
+          <w:szCs w:val="24"/>
+        </w:rPr>
+        <w:t>… .</w:t>
+      </w:r>
+      <w:r>
+        <w:rPr>
+          <w:rFonts w:ascii="Times New Roman" w:hAnsi="Times New Roman" w:cs="Times New Roman"/>
+          <w:sz w:val="24"/>
+          <w:szCs w:val="24"/>
+          <w:lang w:val="en-US"/>
+        </w:rPr>
+        <w:t>csv</w:t>
+      </w:r>
+      <w:r>
+        <w:rPr>
+          <w:rFonts w:ascii="Times New Roman" w:hAnsi="Times New Roman" w:cs="Times New Roman"/>
+          <w:sz w:val="24"/>
+          <w:szCs w:val="24"/>
+        </w:rPr>
+        <w:t xml:space="preserve">» тоже, хотя можно составлять таблицу файлов с их </w:t>
+      </w:r>
+      <w:r>
+        <w:rPr>
+          <w:rFonts w:ascii="Times New Roman" w:hAnsi="Times New Roman" w:cs="Times New Roman"/>
+          <w:sz w:val="24"/>
+          <w:szCs w:val="24"/>
+        </w:rPr>
+        <w:t>цифров</w:t>
+      </w:r>
+      <w:r>
+        <w:rPr>
+          <w:rFonts w:ascii="Times New Roman" w:hAnsi="Times New Roman" w:cs="Times New Roman"/>
+          <w:sz w:val="24"/>
+          <w:szCs w:val="24"/>
+        </w:rPr>
+        <w:t>ыми</w:t>
+      </w:r>
+      <w:r>
+        <w:rPr>
+          <w:rFonts w:ascii="Times New Roman" w:hAnsi="Times New Roman" w:cs="Times New Roman"/>
+          <w:sz w:val="24"/>
+          <w:szCs w:val="24"/>
+        </w:rPr>
+        <w:t xml:space="preserve"> отпечатк</w:t>
+      </w:r>
+      <w:r>
+        <w:rPr>
+          <w:rFonts w:ascii="Times New Roman" w:hAnsi="Times New Roman" w:cs="Times New Roman"/>
+          <w:sz w:val="24"/>
+          <w:szCs w:val="24"/>
+        </w:rPr>
+        <w:t>ами (</w:t>
+      </w:r>
+      <w:r>
+        <w:rPr>
+          <w:rFonts w:ascii="Times New Roman" w:hAnsi="Times New Roman" w:cs="Times New Roman"/>
+          <w:sz w:val="24"/>
+          <w:szCs w:val="24"/>
+        </w:rPr>
+        <w:t>хеш</w:t>
+      </w:r>
+      <w:r>
+        <w:rPr>
+          <w:rFonts w:ascii="Times New Roman" w:hAnsi="Times New Roman" w:cs="Times New Roman"/>
+          <w:sz w:val="24"/>
+          <w:szCs w:val="24"/>
+        </w:rPr>
+        <w:t>ами) и далее как-то сними работать, допустим каждой таблице файла «</w:t>
+      </w:r>
+      <w:r>
+        <w:rPr>
+          <w:rFonts w:ascii="Times New Roman" w:hAnsi="Times New Roman" w:cs="Times New Roman"/>
+          <w:sz w:val="24"/>
+          <w:szCs w:val="24"/>
+        </w:rPr>
+        <w:t>… .</w:t>
+      </w:r>
+      <w:r>
+        <w:rPr>
+          <w:rFonts w:ascii="Times New Roman" w:hAnsi="Times New Roman" w:cs="Times New Roman"/>
+          <w:sz w:val="24"/>
+          <w:szCs w:val="24"/>
+          <w:lang w:val="en-US"/>
+        </w:rPr>
+        <w:t>csv</w:t>
+      </w:r>
+      <w:r>
+        <w:rPr>
+          <w:rFonts w:ascii="Times New Roman" w:hAnsi="Times New Roman" w:cs="Times New Roman"/>
+          <w:sz w:val="24"/>
+          <w:szCs w:val="24"/>
+        </w:rPr>
+        <w:t>» соответствует часть «</w:t>
+      </w:r>
+      <w:r>
+        <w:rPr>
+          <w:rFonts w:ascii="Times New Roman" w:hAnsi="Times New Roman" w:cs="Times New Roman"/>
+          <w:sz w:val="24"/>
+          <w:szCs w:val="24"/>
+        </w:rPr>
+        <w:t>… .</w:t>
+      </w:r>
+      <w:r>
+        <w:rPr>
+          <w:rFonts w:ascii="Times New Roman" w:hAnsi="Times New Roman" w:cs="Times New Roman"/>
+          <w:sz w:val="24"/>
+          <w:szCs w:val="24"/>
+          <w:lang w:val="en-US"/>
+        </w:rPr>
+        <w:t>db</w:t>
+      </w:r>
+      <w:r>
+        <w:rPr>
+          <w:rFonts w:ascii="Times New Roman" w:hAnsi="Times New Roman" w:cs="Times New Roman"/>
+          <w:sz w:val="24"/>
+          <w:szCs w:val="24"/>
+        </w:rPr>
+        <w:t xml:space="preserve">» у которой возможно тоже есть свой </w:t>
+      </w:r>
+      <w:r>
+        <w:rPr>
+          <w:rFonts w:ascii="Times New Roman" w:hAnsi="Times New Roman" w:cs="Times New Roman"/>
+          <w:sz w:val="24"/>
+          <w:szCs w:val="24"/>
+        </w:rPr>
+        <w:t>хеш</w:t>
+      </w:r>
+      <w:r>
+        <w:rPr>
+          <w:rFonts w:ascii="Times New Roman" w:hAnsi="Times New Roman" w:cs="Times New Roman"/>
+          <w:sz w:val="24"/>
+          <w:szCs w:val="24"/>
+        </w:rPr>
+        <w:t>, ну и собственно когда открываешь файл</w:t>
+      </w:r>
+      <w:r>
+        <w:rPr>
+          <w:rFonts w:ascii="Times New Roman" w:hAnsi="Times New Roman" w:cs="Times New Roman"/>
+          <w:sz w:val="24"/>
+          <w:szCs w:val="24"/>
+        </w:rPr>
+        <w:t xml:space="preserve"> </w:t>
       </w:r>
       <w:r>
         <w:rPr>
@@ -427,7 +647,6 @@
         </w:rPr>
         <w:t>… .</w:t>
       </w:r>
-      <w:proofErr w:type="spellStart"/>
       <w:r>
         <w:rPr>
           <w:rFonts w:ascii="Times New Roman" w:hAnsi="Times New Roman" w:cs="Times New Roman"/>
@@ -437,30 +656,13 @@
         </w:rPr>
         <w:t>db</w:t>
       </w:r>
-      <w:proofErr w:type="spellEnd"/>
-      <w:r>
-        <w:rPr>
-          <w:rFonts w:ascii="Times New Roman" w:hAnsi="Times New Roman" w:cs="Times New Roman"/>
-          <w:sz w:val="24"/>
-          <w:szCs w:val="24"/>
-        </w:rPr>
-        <w:t xml:space="preserve">» </w:t>
-      </w:r>
-      <w:r>
-        <w:rPr>
-          <w:rFonts w:ascii="Times New Roman" w:hAnsi="Times New Roman" w:cs="Times New Roman"/>
-          <w:sz w:val="24"/>
-          <w:szCs w:val="24"/>
-        </w:rPr>
-        <w:t xml:space="preserve">помечать, да и файлы </w:t>
-      </w:r>
-      <w:r>
-        <w:rPr>
-          <w:rFonts w:ascii="Times New Roman" w:hAnsi="Times New Roman" w:cs="Times New Roman"/>
-          <w:sz w:val="24"/>
-          <w:szCs w:val="24"/>
-        </w:rPr>
-        <w:t>«</w:t>
+      <w:r>
+        <w:rPr>
+          <w:rFonts w:ascii="Times New Roman" w:hAnsi="Times New Roman" w:cs="Times New Roman"/>
+          <w:sz w:val="24"/>
+          <w:szCs w:val="24"/>
+        </w:rPr>
+        <w:t>» то происходит его верификация на случай подмены или не полноты данных, например, в автоматическом режиме или с запросом, если открываешь файл «</w:t>
       </w:r>
       <w:r>
         <w:rPr>
@@ -477,89 +679,41 @@
           <w:szCs w:val="24"/>
           <w:lang w:val="en-US"/>
         </w:rPr>
-        <w:t>csv</w:t>
-      </w:r>
-      <w:r>
-        <w:rPr>
-          <w:rFonts w:ascii="Times New Roman" w:hAnsi="Times New Roman" w:cs="Times New Roman"/>
-          <w:sz w:val="24"/>
-          <w:szCs w:val="24"/>
-        </w:rPr>
-        <w:t>»</w:t>
-      </w:r>
-      <w:r>
-        <w:rPr>
-          <w:rFonts w:ascii="Times New Roman" w:hAnsi="Times New Roman" w:cs="Times New Roman"/>
-          <w:sz w:val="24"/>
-          <w:szCs w:val="24"/>
-        </w:rPr>
-        <w:t xml:space="preserve"> тоже, хотя можно составлять таблицу файлов с их </w:t>
-      </w:r>
-      <w:r>
-        <w:rPr>
-          <w:rFonts w:ascii="Times New Roman" w:hAnsi="Times New Roman" w:cs="Times New Roman"/>
-          <w:sz w:val="24"/>
-          <w:szCs w:val="24"/>
-        </w:rPr>
-        <w:t>цифров</w:t>
-      </w:r>
-      <w:r>
-        <w:rPr>
-          <w:rFonts w:ascii="Times New Roman" w:hAnsi="Times New Roman" w:cs="Times New Roman"/>
-          <w:sz w:val="24"/>
-          <w:szCs w:val="24"/>
-        </w:rPr>
-        <w:t>ыми</w:t>
-      </w:r>
-      <w:r>
-        <w:rPr>
-          <w:rFonts w:ascii="Times New Roman" w:hAnsi="Times New Roman" w:cs="Times New Roman"/>
-          <w:sz w:val="24"/>
-          <w:szCs w:val="24"/>
-        </w:rPr>
-        <w:t xml:space="preserve"> отпечатк</w:t>
-      </w:r>
-      <w:r>
-        <w:rPr>
-          <w:rFonts w:ascii="Times New Roman" w:hAnsi="Times New Roman" w:cs="Times New Roman"/>
-          <w:sz w:val="24"/>
-          <w:szCs w:val="24"/>
-        </w:rPr>
-        <w:t>ами (</w:t>
-      </w:r>
-      <w:proofErr w:type="spellStart"/>
-      <w:r>
-        <w:rPr>
-          <w:rFonts w:ascii="Times New Roman" w:hAnsi="Times New Roman" w:cs="Times New Roman"/>
-          <w:sz w:val="24"/>
-          <w:szCs w:val="24"/>
-        </w:rPr>
-        <w:t>хеш</w:t>
-      </w:r>
-      <w:r>
-        <w:rPr>
-          <w:rFonts w:ascii="Times New Roman" w:hAnsi="Times New Roman" w:cs="Times New Roman"/>
-          <w:sz w:val="24"/>
-          <w:szCs w:val="24"/>
-        </w:rPr>
-        <w:t>ами</w:t>
-      </w:r>
-      <w:proofErr w:type="spellEnd"/>
-      <w:r>
-        <w:rPr>
-          <w:rFonts w:ascii="Times New Roman" w:hAnsi="Times New Roman" w:cs="Times New Roman"/>
-          <w:sz w:val="24"/>
-          <w:szCs w:val="24"/>
-        </w:rPr>
-        <w:t xml:space="preserve">) и далее как-то сними работать, допустим каждой таблице файла </w:t>
-      </w:r>
-      <w:r>
-        <w:rPr>
-          <w:rFonts w:ascii="Times New Roman" w:hAnsi="Times New Roman" w:cs="Times New Roman"/>
-          <w:sz w:val="24"/>
-          <w:szCs w:val="24"/>
-        </w:rPr>
-        <w:t>«</w:t>
+        <w:t>db</w:t>
+      </w:r>
+      <w:r>
+        <w:rPr>
+          <w:rFonts w:ascii="Times New Roman" w:hAnsi="Times New Roman" w:cs="Times New Roman"/>
+          <w:sz w:val="24"/>
+          <w:szCs w:val="24"/>
+        </w:rPr>
+        <w:t>», но это  теория, мои знания в этой области максимально поверхностные и скорее всего это все не применимо.</w:t>
+      </w:r>
+    </w:p>
+    <w:p>
+      <w:pPr>
+        <w:jc w:val="both"/>
+        <w:rPr>
+          <w:rFonts w:ascii="Times New Roman" w:hAnsi="Times New Roman" w:cs="Times New Roman"/>
+          <w:sz w:val="24"/>
+          <w:szCs w:val="24"/>
+        </w:rPr>
+      </w:pPr>
+      <w:r>
+        <w:rPr>
+          <w:rFonts w:ascii="Times New Roman" w:hAnsi="Times New Roman" w:cs="Times New Roman"/>
+          <w:sz w:val="24"/>
+          <w:szCs w:val="24"/>
+        </w:rPr>
+        <w:t xml:space="preserve">Как решение, </w:t>
+      </w:r>
+      <w:r>
+        <w:rPr>
+          <w:rFonts w:ascii="Times New Roman" w:hAnsi="Times New Roman" w:cs="Times New Roman"/>
+          <w:sz w:val="24"/>
+          <w:szCs w:val="24"/>
+        </w:rPr>
+        <w:t>хотя бы частичное, при наличии кнопки «Отмена» при загрузке таблицы предусмотрел бы удаление текущего файла «</w:t>
       </w:r>
       <w:r>
         <w:rPr>
@@ -576,76 +730,77 @@
           <w:szCs w:val="24"/>
           <w:lang w:val="en-US"/>
         </w:rPr>
-        <w:t>csv</w:t>
-      </w:r>
-      <w:r>
-        <w:rPr>
-          <w:rFonts w:ascii="Times New Roman" w:hAnsi="Times New Roman" w:cs="Times New Roman"/>
-          <w:sz w:val="24"/>
-          <w:szCs w:val="24"/>
-        </w:rPr>
-        <w:t xml:space="preserve">» соответствует часть </w:t>
-      </w:r>
-      <w:r>
-        <w:rPr>
-          <w:rFonts w:ascii="Times New Roman" w:hAnsi="Times New Roman" w:cs="Times New Roman"/>
-          <w:sz w:val="24"/>
-          <w:szCs w:val="24"/>
-        </w:rPr>
-        <w:t>«</w:t>
-      </w:r>
-      <w:r>
-        <w:rPr>
-          <w:rFonts w:ascii="Times New Roman" w:hAnsi="Times New Roman" w:cs="Times New Roman"/>
-          <w:sz w:val="24"/>
-          <w:szCs w:val="24"/>
-        </w:rPr>
-        <w:t>… .</w:t>
-      </w:r>
-      <w:proofErr w:type="spellStart"/>
-      <w:r>
-        <w:rPr>
-          <w:rFonts w:ascii="Times New Roman" w:hAnsi="Times New Roman" w:cs="Times New Roman"/>
-          <w:sz w:val="24"/>
-          <w:szCs w:val="24"/>
-          <w:lang w:val="en-US"/>
-        </w:rPr>
         <w:t>db</w:t>
       </w:r>
-      <w:proofErr w:type="spellEnd"/>
-      <w:r>
-        <w:rPr>
-          <w:rFonts w:ascii="Times New Roman" w:hAnsi="Times New Roman" w:cs="Times New Roman"/>
-          <w:sz w:val="24"/>
-          <w:szCs w:val="24"/>
-        </w:rPr>
-        <w:t xml:space="preserve">» </w:t>
-      </w:r>
-      <w:r>
-        <w:rPr>
-          <w:rFonts w:ascii="Times New Roman" w:hAnsi="Times New Roman" w:cs="Times New Roman"/>
-          <w:sz w:val="24"/>
-          <w:szCs w:val="24"/>
-        </w:rPr>
-        <w:t xml:space="preserve">у которой возможно тоже есть свой </w:t>
-      </w:r>
-      <w:proofErr w:type="spellStart"/>
-      <w:r>
-        <w:rPr>
-          <w:rFonts w:ascii="Times New Roman" w:hAnsi="Times New Roman" w:cs="Times New Roman"/>
-          <w:sz w:val="24"/>
-          <w:szCs w:val="24"/>
-        </w:rPr>
-        <w:t>хеш</w:t>
-      </w:r>
-      <w:proofErr w:type="spellEnd"/>
-      <w:r>
-        <w:rPr>
-          <w:rFonts w:ascii="Times New Roman" w:hAnsi="Times New Roman" w:cs="Times New Roman"/>
-          <w:sz w:val="24"/>
-          <w:szCs w:val="24"/>
-        </w:rPr>
-        <w:t>, ну и собственно когда открываешь файл</w:t>
+      <w:r>
+        <w:rPr>
+          <w:rFonts w:ascii="Times New Roman" w:hAnsi="Times New Roman" w:cs="Times New Roman"/>
+          <w:sz w:val="24"/>
+          <w:szCs w:val="24"/>
+        </w:rPr>
+        <w:t>» из папки «</w:t>
+      </w:r>
+      <w:r>
+        <w:rPr>
+          <w:rFonts w:ascii="Times New Roman" w:hAnsi="Times New Roman" w:cs="Times New Roman"/>
+          <w:sz w:val="24"/>
+          <w:szCs w:val="24"/>
+        </w:rPr>
+        <w:t>data_bases</w:t>
+      </w:r>
+      <w:r>
+        <w:rPr>
+          <w:rFonts w:ascii="Times New Roman" w:hAnsi="Times New Roman" w:cs="Times New Roman"/>
+          <w:sz w:val="24"/>
+          <w:szCs w:val="24"/>
+        </w:rPr>
+        <w:t>».</w:t>
+      </w:r>
+    </w:p>
+    <w:p>
+      <w:pPr>
+        <w:jc w:val="both"/>
+        <w:rPr>
+          <w:rFonts w:ascii="Times New Roman" w:hAnsi="Times New Roman" w:cs="Times New Roman"/>
+          <w:sz w:val="24"/>
+          <w:szCs w:val="24"/>
+        </w:rPr>
+      </w:pPr>
+    </w:p>
+    <w:p>
+      <w:pPr>
+        <w:jc w:val="both"/>
+        <w:rPr>
+          <w:rFonts w:ascii="Times New Roman" w:hAnsi="Times New Roman" w:cs="Times New Roman"/>
+          <w:sz w:val="24"/>
+          <w:szCs w:val="24"/>
+        </w:rPr>
+      </w:pPr>
+      <w:r>
+        <w:rPr>
+          <w:rFonts w:ascii="Times New Roman" w:hAnsi="Times New Roman" w:cs="Times New Roman"/>
+          <w:sz w:val="24"/>
+          <w:szCs w:val="24"/>
+          <w:highlight w:val="green"/>
+        </w:rPr>
+        <w:t>2.</w:t>
+      </w:r>
+      <w:r>
+        <w:rPr>
+          <w:rFonts w:ascii="Times New Roman" w:hAnsi="Times New Roman" w:cs="Times New Roman"/>
+          <w:sz w:val="24"/>
+          <w:szCs w:val="24"/>
+          <w:highlight w:val="green"/>
+        </w:rPr>
+        <w:t>2</w:t>
+      </w:r>
+      <w:r>
+        <w:rPr>
+          <w:rFonts w:ascii="Times New Roman" w:hAnsi="Times New Roman" w:cs="Times New Roman"/>
+          <w:sz w:val="24"/>
+          <w:szCs w:val="24"/>
+        </w:rPr>
+        <w:t xml:space="preserve"> Процесс загрузки таблицы немного удивил выделенными процентами, встречалось на 7, 22 и других, мелочь, но все</w:t>
       </w:r>
       <w:r>
         <w:rPr>
@@ -661,221 +816,15 @@
           <w:sz w:val="24"/>
           <w:szCs w:val="24"/>
         </w:rPr>
-        <w:t>«</w:t>
-      </w:r>
-      <w:r>
-        <w:rPr>
-          <w:rFonts w:ascii="Times New Roman" w:hAnsi="Times New Roman" w:cs="Times New Roman"/>
-          <w:sz w:val="24"/>
-          <w:szCs w:val="24"/>
-        </w:rPr>
-        <w:t>… .</w:t>
-      </w:r>
-      <w:proofErr w:type="spellStart"/>
-      <w:r>
-        <w:rPr>
-          <w:rFonts w:ascii="Times New Roman" w:hAnsi="Times New Roman" w:cs="Times New Roman"/>
-          <w:sz w:val="24"/>
-          <w:szCs w:val="24"/>
-          <w:lang w:val="en-US"/>
-        </w:rPr>
-        <w:t>db</w:t>
-      </w:r>
-      <w:proofErr w:type="spellEnd"/>
-      <w:r>
-        <w:rPr>
-          <w:rFonts w:ascii="Times New Roman" w:hAnsi="Times New Roman" w:cs="Times New Roman"/>
-          <w:sz w:val="24"/>
-          <w:szCs w:val="24"/>
-        </w:rPr>
-        <w:t>»</w:t>
-      </w:r>
-      <w:r>
-        <w:rPr>
-          <w:rFonts w:ascii="Times New Roman" w:hAnsi="Times New Roman" w:cs="Times New Roman"/>
-          <w:sz w:val="24"/>
-          <w:szCs w:val="24"/>
-        </w:rPr>
-        <w:t xml:space="preserve"> </w:t>
-      </w:r>
-      <w:r>
-        <w:rPr>
-          <w:rFonts w:ascii="Times New Roman" w:hAnsi="Times New Roman" w:cs="Times New Roman"/>
-          <w:sz w:val="24"/>
-          <w:szCs w:val="24"/>
-        </w:rPr>
-        <w:lastRenderedPageBreak/>
-        <w:t xml:space="preserve">то происходит его верификация на случай подмены или не полноты данных, например, в автоматическом режиме или с запросом, если открываешь файл </w:t>
-      </w:r>
-      <w:r>
-        <w:rPr>
-          <w:rFonts w:ascii="Times New Roman" w:hAnsi="Times New Roman" w:cs="Times New Roman"/>
-          <w:sz w:val="24"/>
-          <w:szCs w:val="24"/>
-        </w:rPr>
-        <w:t>«</w:t>
-      </w:r>
-      <w:r>
-        <w:rPr>
-          <w:rFonts w:ascii="Times New Roman" w:hAnsi="Times New Roman" w:cs="Times New Roman"/>
-          <w:sz w:val="24"/>
-          <w:szCs w:val="24"/>
-        </w:rPr>
-        <w:t>… .</w:t>
-      </w:r>
-      <w:proofErr w:type="spellStart"/>
-      <w:r>
-        <w:rPr>
-          <w:rFonts w:ascii="Times New Roman" w:hAnsi="Times New Roman" w:cs="Times New Roman"/>
-          <w:sz w:val="24"/>
-          <w:szCs w:val="24"/>
-          <w:lang w:val="en-US"/>
-        </w:rPr>
-        <w:t>db</w:t>
-      </w:r>
-      <w:proofErr w:type="spellEnd"/>
-      <w:r>
-        <w:rPr>
-          <w:rFonts w:ascii="Times New Roman" w:hAnsi="Times New Roman" w:cs="Times New Roman"/>
-          <w:sz w:val="24"/>
-          <w:szCs w:val="24"/>
-        </w:rPr>
-        <w:t>»</w:t>
-      </w:r>
-      <w:r>
-        <w:rPr>
-          <w:rFonts w:ascii="Times New Roman" w:hAnsi="Times New Roman" w:cs="Times New Roman"/>
-          <w:sz w:val="24"/>
-          <w:szCs w:val="24"/>
-        </w:rPr>
-        <w:t>,</w:t>
-      </w:r>
-      <w:r>
-        <w:rPr>
-          <w:rFonts w:ascii="Times New Roman" w:hAnsi="Times New Roman" w:cs="Times New Roman"/>
-          <w:sz w:val="24"/>
-          <w:szCs w:val="24"/>
-        </w:rPr>
-        <w:t xml:space="preserve"> </w:t>
-      </w:r>
-      <w:r>
-        <w:rPr>
-          <w:rFonts w:ascii="Times New Roman" w:hAnsi="Times New Roman" w:cs="Times New Roman"/>
-          <w:sz w:val="24"/>
-          <w:szCs w:val="24"/>
-        </w:rPr>
-        <w:t>но это  теория, мои знания в этой области максимально поверхностные и скорее всего это все не применимо.</w:t>
-      </w:r>
-    </w:p>
-    <w:p>
-      <w:pPr>
-        <w:jc w:val="both"/>
-        <w:rPr>
-          <w:rFonts w:ascii="Times New Roman" w:hAnsi="Times New Roman" w:cs="Times New Roman"/>
-          <w:sz w:val="24"/>
-          <w:szCs w:val="24"/>
-        </w:rPr>
-      </w:pPr>
-      <w:r>
-        <w:rPr>
-          <w:rFonts w:ascii="Times New Roman" w:hAnsi="Times New Roman" w:cs="Times New Roman"/>
-          <w:sz w:val="24"/>
-          <w:szCs w:val="24"/>
-        </w:rPr>
-        <w:t xml:space="preserve">Как решение, </w:t>
-      </w:r>
-      <w:r>
-        <w:rPr>
-          <w:rFonts w:ascii="Times New Roman" w:hAnsi="Times New Roman" w:cs="Times New Roman"/>
-          <w:sz w:val="24"/>
-          <w:szCs w:val="24"/>
-        </w:rPr>
-        <w:t xml:space="preserve">хотя бы частичное, при наличии кнопки «Отмена» при </w:t>
-      </w:r>
-      <w:r>
-        <w:rPr>
-          <w:rFonts w:ascii="Times New Roman" w:hAnsi="Times New Roman" w:cs="Times New Roman"/>
-          <w:sz w:val="24"/>
-          <w:szCs w:val="24"/>
-        </w:rPr>
-        <w:t>загрузке таблицы</w:t>
-      </w:r>
-      <w:r>
-        <w:rPr>
-          <w:rFonts w:ascii="Times New Roman" w:hAnsi="Times New Roman" w:cs="Times New Roman"/>
-          <w:sz w:val="24"/>
-          <w:szCs w:val="24"/>
-        </w:rPr>
-        <w:t xml:space="preserve"> предусмотрел бы удаление текущего файла </w:t>
-      </w:r>
-      <w:r>
-        <w:rPr>
-          <w:rFonts w:ascii="Times New Roman" w:hAnsi="Times New Roman" w:cs="Times New Roman"/>
-          <w:sz w:val="24"/>
-          <w:szCs w:val="24"/>
-        </w:rPr>
-        <w:t>«</w:t>
-      </w:r>
-      <w:r>
-        <w:rPr>
-          <w:rFonts w:ascii="Times New Roman" w:hAnsi="Times New Roman" w:cs="Times New Roman"/>
-          <w:sz w:val="24"/>
-          <w:szCs w:val="24"/>
-        </w:rPr>
-        <w:t>… .</w:t>
-      </w:r>
-      <w:proofErr w:type="spellStart"/>
-      <w:r>
-        <w:rPr>
-          <w:rFonts w:ascii="Times New Roman" w:hAnsi="Times New Roman" w:cs="Times New Roman"/>
-          <w:sz w:val="24"/>
-          <w:szCs w:val="24"/>
-          <w:lang w:val="en-US"/>
-        </w:rPr>
-        <w:t>db</w:t>
-      </w:r>
-      <w:proofErr w:type="spellEnd"/>
-      <w:r>
-        <w:rPr>
-          <w:rFonts w:ascii="Times New Roman" w:hAnsi="Times New Roman" w:cs="Times New Roman"/>
-          <w:sz w:val="24"/>
-          <w:szCs w:val="24"/>
-        </w:rPr>
-        <w:t>»</w:t>
-      </w:r>
-      <w:r>
-        <w:rPr>
-          <w:rFonts w:ascii="Times New Roman" w:hAnsi="Times New Roman" w:cs="Times New Roman"/>
-          <w:sz w:val="24"/>
-          <w:szCs w:val="24"/>
-        </w:rPr>
-        <w:t xml:space="preserve"> из папки </w:t>
-      </w:r>
-      <w:r>
-        <w:rPr>
-          <w:rFonts w:ascii="Times New Roman" w:hAnsi="Times New Roman" w:cs="Times New Roman"/>
-          <w:sz w:val="24"/>
-          <w:szCs w:val="24"/>
-        </w:rPr>
-        <w:t>«</w:t>
-      </w:r>
-      <w:proofErr w:type="spellStart"/>
-      <w:r>
-        <w:rPr>
-          <w:rFonts w:ascii="Times New Roman" w:hAnsi="Times New Roman" w:cs="Times New Roman"/>
-          <w:sz w:val="24"/>
-          <w:szCs w:val="24"/>
-        </w:rPr>
-        <w:t>data_bases</w:t>
-      </w:r>
-      <w:proofErr w:type="spellEnd"/>
-      <w:r>
-        <w:rPr>
-          <w:rFonts w:ascii="Times New Roman" w:hAnsi="Times New Roman" w:cs="Times New Roman"/>
-          <w:sz w:val="24"/>
-          <w:szCs w:val="24"/>
-        </w:rPr>
-        <w:t>»</w:t>
+        <w:t>же</w:t>
+      </w:r>
+      <w:r>
+        <w:rPr>
+          <w:rFonts w:ascii="Times New Roman" w:hAnsi="Times New Roman" w:cs="Times New Roman"/>
+          <w:sz w:val="24"/>
+          <w:szCs w:val="24"/>
+        </w:rPr>
+        <w:t xml:space="preserve"> (рисунок 2)</w:t>
       </w:r>
       <w:r>
         <w:rPr>
@@ -888,82 +837,6 @@
     </w:p>
     <w:p>
       <w:pPr>
-        <w:jc w:val="both"/>
-        <w:rPr>
-          <w:rFonts w:ascii="Times New Roman" w:hAnsi="Times New Roman" w:cs="Times New Roman"/>
-          <w:sz w:val="24"/>
-          <w:szCs w:val="24"/>
-        </w:rPr>
-      </w:pPr>
-    </w:p>
-    <w:p>
-      <w:pPr>
-        <w:jc w:val="both"/>
-        <w:rPr>
-          <w:rFonts w:ascii="Times New Roman" w:hAnsi="Times New Roman" w:cs="Times New Roman"/>
-          <w:sz w:val="24"/>
-          <w:szCs w:val="24"/>
-        </w:rPr>
-      </w:pPr>
-      <w:r>
-        <w:rPr>
-          <w:rFonts w:ascii="Times New Roman" w:hAnsi="Times New Roman" w:cs="Times New Roman"/>
-          <w:sz w:val="24"/>
-          <w:szCs w:val="24"/>
-        </w:rPr>
-        <w:t>2.</w:t>
-      </w:r>
-      <w:r>
-        <w:rPr>
-          <w:rFonts w:ascii="Times New Roman" w:hAnsi="Times New Roman" w:cs="Times New Roman"/>
-          <w:sz w:val="24"/>
-          <w:szCs w:val="24"/>
-        </w:rPr>
-        <w:t>2</w:t>
-      </w:r>
-      <w:r>
-        <w:rPr>
-          <w:rFonts w:ascii="Times New Roman" w:hAnsi="Times New Roman" w:cs="Times New Roman"/>
-          <w:sz w:val="24"/>
-          <w:szCs w:val="24"/>
-        </w:rPr>
-        <w:t xml:space="preserve"> Процесс загрузки таблицы немного удивил выделенными процентами, встречалось на 7, 22 и других, мелочь, но все</w:t>
-      </w:r>
-      <w:r>
-        <w:rPr>
-          <w:rFonts w:ascii="Times New Roman" w:hAnsi="Times New Roman" w:cs="Times New Roman"/>
-          <w:sz w:val="24"/>
-          <w:szCs w:val="24"/>
-        </w:rPr>
-        <w:t xml:space="preserve"> </w:t>
-      </w:r>
-      <w:r>
-        <w:rPr>
-          <w:rFonts w:ascii="Times New Roman" w:hAnsi="Times New Roman" w:cs="Times New Roman"/>
-          <w:sz w:val="24"/>
-          <w:szCs w:val="24"/>
-        </w:rPr>
-        <w:t>же</w:t>
-      </w:r>
-      <w:r>
-        <w:rPr>
-          <w:rFonts w:ascii="Times New Roman" w:hAnsi="Times New Roman" w:cs="Times New Roman"/>
-          <w:sz w:val="24"/>
-          <w:szCs w:val="24"/>
-        </w:rPr>
-        <w:t xml:space="preserve"> (рисунок 2)</w:t>
-      </w:r>
-      <w:r>
-        <w:rPr>
-          <w:rFonts w:ascii="Times New Roman" w:hAnsi="Times New Roman" w:cs="Times New Roman"/>
-          <w:sz w:val="24"/>
-          <w:szCs w:val="24"/>
-        </w:rPr>
-        <w:t>.</w:t>
-      </w:r>
-    </w:p>
-    <w:p>
-      <w:pPr>
         <w:jc w:val="center"/>
         <w:rPr>
           <w:rFonts w:ascii="Times New Roman" w:hAnsi="Times New Roman" w:cs="Times New Roman"/>
@@ -974,8 +847,10 @@
       <w:r>
         <w:rPr>
           <w:rFonts w:ascii="Times New Roman" w:hAnsi="Times New Roman" w:cs="Times New Roman"/>
-          <w:sz w:val="24"/>
-          <w:szCs w:val="24"/>
+          <w:noProof/>
+          <w:sz w:val="24"/>
+          <w:szCs w:val="24"/>
+          <w:lang w:eastAsia="ru-RU" w:bidi="ar-SA"/>
         </w:rPr>
         <w:drawing>
           <wp:inline distT="0" distB="0" distL="0" distR="0" wp14:anchorId="250398EC" wp14:editId="4FF9B34A">
@@ -1072,6 +947,7 @@
           <w:rFonts w:ascii="Times New Roman" w:hAnsi="Times New Roman" w:cs="Times New Roman"/>
           <w:sz w:val="24"/>
           <w:szCs w:val="24"/>
+          <w:highlight w:val="green"/>
         </w:rPr>
         <w:t>2.</w:t>
       </w:r>
@@ -1080,6 +956,7 @@
           <w:rFonts w:ascii="Times New Roman" w:hAnsi="Times New Roman" w:cs="Times New Roman"/>
           <w:sz w:val="24"/>
           <w:szCs w:val="24"/>
+          <w:highlight w:val="green"/>
         </w:rPr>
         <w:t>3</w:t>
       </w:r>
@@ -1147,15 +1024,7 @@
           <w:sz w:val="24"/>
           <w:szCs w:val="24"/>
         </w:rPr>
-        <w:t>файл базы данных вычислений</w:t>
-      </w:r>
-      <w:r>
-        <w:rPr>
-          <w:rFonts w:ascii="Times New Roman" w:hAnsi="Times New Roman" w:cs="Times New Roman"/>
-          <w:sz w:val="24"/>
-          <w:szCs w:val="24"/>
-        </w:rPr>
-        <w:t>. И далее появляется возможность работы с полем, но там ничего нет (пока не разбирался досконально).</w:t>
+        <w:t>файл базы данных вычислений. И далее появляется возможность работы с полем, но там ничего нет (пока не разбирался досконально).</w:t>
       </w:r>
     </w:p>
     <w:p>
@@ -1170,8 +1039,10 @@
       <w:r>
         <w:rPr>
           <w:rFonts w:ascii="Times New Roman" w:hAnsi="Times New Roman" w:cs="Times New Roman"/>
-          <w:sz w:val="24"/>
-          <w:szCs w:val="24"/>
+          <w:noProof/>
+          <w:sz w:val="24"/>
+          <w:szCs w:val="24"/>
+          <w:lang w:eastAsia="ru-RU" w:bidi="ar-SA"/>
         </w:rPr>
         <w:lastRenderedPageBreak/>
         <w:drawing>
@@ -1242,31 +1113,7 @@
           <w:sz w:val="24"/>
           <w:szCs w:val="24"/>
         </w:rPr>
-        <w:t xml:space="preserve"> – Ошибочное отображение сообщения «</w:t>
-      </w:r>
-      <w:r>
-        <w:rPr>
-          <w:rFonts w:ascii="Times New Roman" w:hAnsi="Times New Roman" w:cs="Times New Roman"/>
-          <w:sz w:val="24"/>
-          <w:szCs w:val="24"/>
-        </w:rPr>
-        <w:t>Файл базы данных вычислений загружен</w:t>
-      </w:r>
-      <w:r>
-        <w:rPr>
-          <w:rFonts w:ascii="Times New Roman" w:hAnsi="Times New Roman" w:cs="Times New Roman"/>
-          <w:sz w:val="24"/>
-          <w:szCs w:val="24"/>
-        </w:rPr>
-        <w:t xml:space="preserve">» и кнопки </w:t>
-      </w:r>
-      <w:r>
-        <w:rPr>
-          <w:rFonts w:ascii="Times New Roman" w:hAnsi="Times New Roman" w:cs="Times New Roman"/>
-          <w:sz w:val="24"/>
-          <w:szCs w:val="24"/>
-        </w:rPr>
-        <w:t>«Добавить поле точечных графиков»</w:t>
+        <w:t xml:space="preserve"> – Ошибочное отображение сообщения «Файл базы данных вычислений загружен» и кнопки «Добавить поле точечных графиков»</w:t>
       </w:r>
     </w:p>
     <w:p>
@@ -1344,8 +1191,10 @@
       <w:r>
         <w:rPr>
           <w:rFonts w:ascii="Times New Roman" w:hAnsi="Times New Roman" w:cs="Times New Roman"/>
-          <w:sz w:val="24"/>
-          <w:szCs w:val="24"/>
+          <w:noProof/>
+          <w:sz w:val="24"/>
+          <w:szCs w:val="24"/>
+          <w:lang w:eastAsia="ru-RU" w:bidi="ar-SA"/>
         </w:rPr>
         <w:drawing>
           <wp:inline distT="0" distB="0" distL="0" distR="0" wp14:anchorId="4BF8518E" wp14:editId="6235C0B0">
@@ -1415,51 +1264,44 @@
           <w:sz w:val="24"/>
           <w:szCs w:val="24"/>
         </w:rPr>
-        <w:t xml:space="preserve"> –</w:t>
-      </w:r>
-      <w:r>
-        <w:rPr>
-          <w:rFonts w:ascii="Times New Roman" w:hAnsi="Times New Roman" w:cs="Times New Roman"/>
-          <w:sz w:val="24"/>
-          <w:szCs w:val="24"/>
-        </w:rPr>
-        <w:t xml:space="preserve"> Последствия отсутствия файла БД</w:t>
-      </w:r>
-    </w:p>
-    <w:p>
-      <w:pPr>
-        <w:jc w:val="both"/>
-        <w:rPr>
-          <w:rFonts w:ascii="Times New Roman" w:hAnsi="Times New Roman" w:cs="Times New Roman"/>
-          <w:sz w:val="24"/>
-          <w:szCs w:val="24"/>
-        </w:rPr>
-      </w:pPr>
-    </w:p>
-    <w:p>
-      <w:pPr>
-        <w:jc w:val="both"/>
-        <w:rPr>
-          <w:rFonts w:ascii="Times New Roman" w:hAnsi="Times New Roman" w:cs="Times New Roman"/>
-          <w:sz w:val="24"/>
-          <w:szCs w:val="24"/>
-        </w:rPr>
-      </w:pPr>
-    </w:p>
-    <w:p>
-      <w:pPr>
-        <w:jc w:val="both"/>
-        <w:rPr>
-          <w:rFonts w:ascii="Times New Roman" w:hAnsi="Times New Roman" w:cs="Times New Roman"/>
-          <w:sz w:val="24"/>
-          <w:szCs w:val="24"/>
-        </w:rPr>
-      </w:pPr>
-      <w:r>
-        <w:rPr>
-          <w:rFonts w:ascii="Times New Roman" w:hAnsi="Times New Roman" w:cs="Times New Roman"/>
-          <w:sz w:val="24"/>
-          <w:szCs w:val="24"/>
+        <w:t xml:space="preserve"> – Последствия отсутствия файла БД</w:t>
+      </w:r>
+    </w:p>
+    <w:p>
+      <w:pPr>
+        <w:jc w:val="both"/>
+        <w:rPr>
+          <w:rFonts w:ascii="Times New Roman" w:hAnsi="Times New Roman" w:cs="Times New Roman"/>
+          <w:sz w:val="24"/>
+          <w:szCs w:val="24"/>
+        </w:rPr>
+      </w:pPr>
+    </w:p>
+    <w:p>
+      <w:pPr>
+        <w:jc w:val="both"/>
+        <w:rPr>
+          <w:rFonts w:ascii="Times New Roman" w:hAnsi="Times New Roman" w:cs="Times New Roman"/>
+          <w:sz w:val="24"/>
+          <w:szCs w:val="24"/>
+        </w:rPr>
+      </w:pPr>
+    </w:p>
+    <w:p>
+      <w:pPr>
+        <w:jc w:val="both"/>
+        <w:rPr>
+          <w:rFonts w:ascii="Times New Roman" w:hAnsi="Times New Roman" w:cs="Times New Roman"/>
+          <w:sz w:val="24"/>
+          <w:szCs w:val="24"/>
+        </w:rPr>
+      </w:pPr>
+      <w:r>
+        <w:rPr>
+          <w:rFonts w:ascii="Times New Roman" w:hAnsi="Times New Roman" w:cs="Times New Roman"/>
+          <w:sz w:val="24"/>
+          <w:szCs w:val="24"/>
+          <w:highlight w:val="yellow"/>
         </w:rPr>
         <w:lastRenderedPageBreak/>
         <w:t>2.</w:t>
@@ -1469,6 +1311,7 @@
           <w:rFonts w:ascii="Times New Roman" w:hAnsi="Times New Roman" w:cs="Times New Roman"/>
           <w:sz w:val="24"/>
           <w:szCs w:val="24"/>
+          <w:highlight w:val="yellow"/>
         </w:rPr>
         <w:t>4</w:t>
       </w:r>
@@ -1477,6 +1320,54 @@
           <w:rFonts w:ascii="Times New Roman" w:hAnsi="Times New Roman" w:cs="Times New Roman"/>
           <w:sz w:val="24"/>
           <w:szCs w:val="24"/>
+          <w:highlight w:val="yellow"/>
+        </w:rPr>
+        <w:t xml:space="preserve"> Здесь </w:t>
+      </w:r>
+      <w:r>
+        <w:rPr>
+          <w:rFonts w:ascii="Times New Roman" w:hAnsi="Times New Roman" w:cs="Times New Roman"/>
+          <w:sz w:val="24"/>
+          <w:szCs w:val="24"/>
+          <w:highlight w:val="yellow"/>
+          <w:lang w:val="en-US"/>
+        </w:rPr>
+        <w:t>dt</w:t>
+      </w:r>
+      <w:r>
+        <w:rPr>
+          <w:rFonts w:ascii="Times New Roman" w:hAnsi="Times New Roman" w:cs="Times New Roman"/>
+          <w:sz w:val="24"/>
+          <w:szCs w:val="24"/>
+          <w:highlight w:val="yellow"/>
+        </w:rPr>
+        <w:t xml:space="preserve"> – это интервал усреднения, то есть в первом случае больше точек, так как они построены на 0, 0.02, 0.04 и т.д, а на последнем 0, 1.0, 2.0, и получается, что на интервал 1 секунда на первом графике 50 точек, а на последнем – одна. Здесь </w:t>
+      </w:r>
+      <w:r>
+        <w:rPr>
+          <w:rFonts w:ascii="Times New Roman" w:hAnsi="Times New Roman" w:cs="Times New Roman"/>
+          <w:sz w:val="24"/>
+          <w:szCs w:val="24"/>
+          <w:highlight w:val="yellow"/>
+        </w:rPr>
+        <w:t xml:space="preserve">вместо дат по оси </w:t>
+      </w:r>
+      <w:r>
+        <w:rPr>
+          <w:rFonts w:ascii="Times New Roman" w:hAnsi="Times New Roman" w:cs="Times New Roman"/>
+          <w:sz w:val="24"/>
+          <w:szCs w:val="24"/>
+          <w:highlight w:val="yellow"/>
+          <w:lang w:val="en-US"/>
+        </w:rPr>
+        <w:t>x</w:t>
+      </w:r>
+      <w:r>
+        <w:rPr>
+          <w:rFonts w:ascii="Times New Roman" w:hAnsi="Times New Roman" w:cs="Times New Roman"/>
+          <w:sz w:val="24"/>
+          <w:szCs w:val="24"/>
+          <w:highlight w:val="yellow"/>
         </w:rPr>
         <w:t xml:space="preserve"> </w:t>
       </w:r>
@@ -1485,6 +1376,53 @@
           <w:rFonts w:ascii="Times New Roman" w:hAnsi="Times New Roman" w:cs="Times New Roman"/>
           <w:sz w:val="24"/>
           <w:szCs w:val="24"/>
+          <w:highlight w:val="yellow"/>
+        </w:rPr>
+        <w:t>идут целые числа</w:t>
+      </w:r>
+      <w:r>
+        <w:rPr>
+          <w:rFonts w:ascii="Times New Roman" w:hAnsi="Times New Roman" w:cs="Times New Roman"/>
+          <w:sz w:val="24"/>
+          <w:szCs w:val="24"/>
+          <w:highlight w:val="yellow"/>
+        </w:rPr>
+        <w:t xml:space="preserve">, потому что тип данных по оси </w:t>
+      </w:r>
+      <w:r>
+        <w:rPr>
+          <w:rFonts w:ascii="Times New Roman" w:hAnsi="Times New Roman" w:cs="Times New Roman"/>
+          <w:sz w:val="24"/>
+          <w:szCs w:val="24"/>
+          <w:highlight w:val="yellow"/>
+          <w:lang w:val="en-US"/>
+        </w:rPr>
+        <w:t>x</w:t>
+      </w:r>
+      <w:r>
+        <w:rPr>
+          <w:rFonts w:ascii="Times New Roman" w:hAnsi="Times New Roman" w:cs="Times New Roman"/>
+          <w:sz w:val="24"/>
+          <w:szCs w:val="24"/>
+          <w:highlight w:val="yellow"/>
+        </w:rPr>
+        <w:t xml:space="preserve"> – числа, а не даты, и встроенной реализации, чтобы сделать по-нормальному, в библиотеке нет.</w:t>
+      </w:r>
+    </w:p>
+    <w:p>
+      <w:pPr>
+        <w:jc w:val="both"/>
+        <w:rPr>
+          <w:rFonts w:ascii="Times New Roman" w:hAnsi="Times New Roman" w:cs="Times New Roman"/>
+          <w:sz w:val="24"/>
+          <w:szCs w:val="24"/>
+        </w:rPr>
+      </w:pPr>
+      <w:r>
+        <w:rPr>
+          <w:rFonts w:ascii="Times New Roman" w:hAnsi="Times New Roman" w:cs="Times New Roman"/>
+          <w:sz w:val="24"/>
+          <w:szCs w:val="24"/>
         </w:rPr>
         <w:t>Разобрался с графиками и что-то я не особо понимаю почему у меня вот такая картина на одном и том же графике, время же одинаковое должно быть, если говорить об итого и ось Х как раз время, а тут я так понимаю построены точки, но с разными интервалами (рисунок 5), хотя я тут точно не советчик, ПО не использую по назначению, есть одно предложение, о нем ниже.</w:t>
       </w:r>
@@ -1501,8 +1439,10 @@
       <w:r>
         <w:rPr>
           <w:rFonts w:ascii="Times New Roman" w:hAnsi="Times New Roman" w:cs="Times New Roman"/>
-          <w:sz w:val="24"/>
-          <w:szCs w:val="24"/>
+          <w:noProof/>
+          <w:sz w:val="24"/>
+          <w:szCs w:val="24"/>
+          <w:lang w:eastAsia="ru-RU" w:bidi="ar-SA"/>
         </w:rPr>
         <w:drawing>
           <wp:inline distT="0" distB="0" distL="0" distR="0" wp14:anchorId="0DCCEF6A" wp14:editId="260C3F24">
@@ -1568,6 +1508,8 @@
           <w:szCs w:val="24"/>
         </w:rPr>
       </w:pPr>
+      <w:bookmarkStart w:id="0" w:name="_GoBack"/>
+      <w:bookmarkEnd w:id="0"/>
     </w:p>
     <w:p>
       <w:pPr>
@@ -1805,6 +1747,25 @@
     </w:p>
     <w:p>
       <w:pPr>
+        <w:jc w:val="both"/>
+        <w:rPr>
+          <w:rFonts w:ascii="Times New Roman" w:hAnsi="Times New Roman" w:cs="Times New Roman"/>
+          <w:sz w:val="24"/>
+          <w:szCs w:val="24"/>
+        </w:rPr>
+      </w:pPr>
+      <w:r>
+        <w:rPr>
+          <w:rFonts w:ascii="Times New Roman" w:hAnsi="Times New Roman" w:cs="Times New Roman"/>
+          <w:sz w:val="24"/>
+          <w:szCs w:val="24"/>
+          <w:highlight w:val="green"/>
+        </w:rPr>
+        <w:t>Минус удаляет график, а чтобы скрыть – нужно нажать на цветной квадратик. Не совсем интуитивно, это встроенная в библиотеку возможность.</w:t>
+      </w:r>
+    </w:p>
+    <w:p>
+      <w:pPr>
         <w:jc w:val="center"/>
         <w:rPr>
           <w:rFonts w:ascii="Times New Roman" w:hAnsi="Times New Roman" w:cs="Times New Roman"/>
@@ -1815,9 +1776,12 @@
       <w:r>
         <w:rPr>
           <w:rFonts w:ascii="Times New Roman" w:hAnsi="Times New Roman" w:cs="Times New Roman"/>
-          <w:sz w:val="24"/>
-          <w:szCs w:val="24"/>
-        </w:rPr>
+          <w:noProof/>
+          <w:sz w:val="24"/>
+          <w:szCs w:val="24"/>
+          <w:lang w:eastAsia="ru-RU" w:bidi="ar-SA"/>
+        </w:rPr>
+        <w:lastRenderedPageBreak/>
         <w:drawing>
           <wp:inline distT="0" distB="0" distL="0" distR="0" wp14:anchorId="32D599D1" wp14:editId="5178A8F7">
             <wp:extent cx="5097780" cy="2353358"/>
@@ -1870,57 +1834,24 @@
           <w:sz w:val="24"/>
           <w:szCs w:val="24"/>
         </w:rPr>
-        <w:t xml:space="preserve">Рисунок </w:t>
-      </w:r>
-      <w:r>
-        <w:rPr>
-          <w:rFonts w:ascii="Times New Roman" w:hAnsi="Times New Roman" w:cs="Times New Roman"/>
-          <w:sz w:val="24"/>
-          <w:szCs w:val="24"/>
-        </w:rPr>
-        <w:t>6</w:t>
-      </w:r>
-      <w:r>
-        <w:rPr>
-          <w:rFonts w:ascii="Times New Roman" w:hAnsi="Times New Roman" w:cs="Times New Roman"/>
-          <w:sz w:val="24"/>
-          <w:szCs w:val="24"/>
-        </w:rPr>
-        <w:t xml:space="preserve"> – </w:t>
-      </w:r>
-      <w:r>
-        <w:rPr>
-          <w:rFonts w:ascii="Times New Roman" w:hAnsi="Times New Roman" w:cs="Times New Roman"/>
-          <w:sz w:val="24"/>
-          <w:szCs w:val="24"/>
-        </w:rPr>
-        <w:t xml:space="preserve">График: 1) – отображается; 2) – не </w:t>
-      </w:r>
-      <w:r>
-        <w:rPr>
-          <w:rFonts w:ascii="Times New Roman" w:hAnsi="Times New Roman" w:cs="Times New Roman"/>
-          <w:sz w:val="24"/>
-          <w:szCs w:val="24"/>
-        </w:rPr>
-        <w:t>отображается</w:t>
-      </w:r>
-    </w:p>
-    <w:p>
-      <w:pPr>
-        <w:jc w:val="both"/>
-        <w:rPr>
-          <w:rFonts w:ascii="Times New Roman" w:hAnsi="Times New Roman" w:cs="Times New Roman"/>
-          <w:sz w:val="24"/>
-          <w:szCs w:val="24"/>
-        </w:rPr>
-      </w:pPr>
-      <w:r>
-        <w:rPr>
-          <w:rFonts w:ascii="Times New Roman" w:hAnsi="Times New Roman" w:cs="Times New Roman"/>
-          <w:sz w:val="24"/>
-          <w:szCs w:val="24"/>
-        </w:rPr>
-        <w:lastRenderedPageBreak/>
+        <w:t>Рисунок 6 – График: 1) – отображается; 2) – не отображается</w:t>
+      </w:r>
+    </w:p>
+    <w:p>
+      <w:pPr>
+        <w:jc w:val="both"/>
+        <w:rPr>
+          <w:rFonts w:ascii="Times New Roman" w:hAnsi="Times New Roman" w:cs="Times New Roman"/>
+          <w:sz w:val="24"/>
+          <w:szCs w:val="24"/>
+        </w:rPr>
+      </w:pPr>
+      <w:r>
+        <w:rPr>
+          <w:rFonts w:ascii="Times New Roman" w:hAnsi="Times New Roman" w:cs="Times New Roman"/>
+          <w:sz w:val="24"/>
+          <w:szCs w:val="24"/>
+        </w:rPr>
         <w:t>На этом думаю все! Могу выслушать Ваши предложения.</w:t>
       </w:r>
     </w:p>
@@ -2027,15 +1958,7 @@
           <w:sz w:val="24"/>
           <w:szCs w:val="24"/>
         </w:rPr>
-        <w:t xml:space="preserve">Таблица 1 – </w:t>
-      </w:r>
-      <w:r>
-        <w:rPr>
-          <w:rFonts w:ascii="Times New Roman" w:hAnsi="Times New Roman" w:cs="Times New Roman"/>
-          <w:sz w:val="24"/>
-          <w:szCs w:val="24"/>
-        </w:rPr>
-        <w:t>Конфигурация ПК</w:t>
+        <w:t>Таблица 1 – Конфигурация ПК</w:t>
       </w:r>
     </w:p>
     <w:tbl>
@@ -2395,7 +2318,6 @@
               </w:rPr>
               <w:t xml:space="preserve"> </w:t>
             </w:r>
-            <w:proofErr w:type="spellStart"/>
             <w:r>
               <w:rPr>
                 <w:rFonts w:ascii="Times New Roman" w:hAnsi="Times New Roman" w:cs="Times New Roman"/>
@@ -2405,7 +2327,6 @@
               </w:rPr>
               <w:t>NMVe</w:t>
             </w:r>
-            <w:proofErr w:type="spellEnd"/>
           </w:p>
         </w:tc>
       </w:tr>
@@ -2469,18 +2390,8 @@
           <w:sz w:val="24"/>
           <w:szCs w:val="24"/>
         </w:rPr>
-        <w:t xml:space="preserve">Ниже мой ПК с открытым </w:t>
-      </w:r>
-      <w:proofErr w:type="spellStart"/>
-      <w:r>
-        <w:rPr>
-          <w:rFonts w:ascii="Times New Roman" w:hAnsi="Times New Roman" w:cs="Times New Roman"/>
-          <w:sz w:val="24"/>
-          <w:szCs w:val="24"/>
-        </w:rPr>
-        <w:t>яндекс</w:t>
-      </w:r>
-      <w:proofErr w:type="spellEnd"/>
+        <w:t>Ниже мой ПК с открытым яндекс</w:t>
+      </w:r>
       <w:r>
         <w:rPr>
           <w:rFonts w:ascii="Times New Roman" w:hAnsi="Times New Roman" w:cs="Times New Roman"/>
@@ -2518,9 +2429,12 @@
       <w:r>
         <w:rPr>
           <w:rFonts w:ascii="Times New Roman" w:hAnsi="Times New Roman" w:cs="Times New Roman"/>
-          <w:sz w:val="24"/>
-          <w:szCs w:val="24"/>
-        </w:rPr>
+          <w:noProof/>
+          <w:sz w:val="24"/>
+          <w:szCs w:val="24"/>
+          <w:lang w:eastAsia="ru-RU" w:bidi="ar-SA"/>
+        </w:rPr>
+        <w:lastRenderedPageBreak/>
         <w:drawing>
           <wp:inline distT="0" distB="0" distL="0" distR="0" wp14:anchorId="49C2794F" wp14:editId="590635C4">
             <wp:extent cx="5196840" cy="3692506"/>
@@ -2573,60 +2487,35 @@
           <w:sz w:val="24"/>
           <w:szCs w:val="24"/>
         </w:rPr>
-        <w:t>Р</w:t>
-      </w:r>
-      <w:r>
-        <w:rPr>
-          <w:rFonts w:ascii="Times New Roman" w:hAnsi="Times New Roman" w:cs="Times New Roman"/>
-          <w:sz w:val="24"/>
-          <w:szCs w:val="24"/>
-        </w:rPr>
-        <w:t>исунок 7</w:t>
-      </w:r>
-      <w:r>
-        <w:rPr>
-          <w:rFonts w:ascii="Times New Roman" w:hAnsi="Times New Roman" w:cs="Times New Roman"/>
-          <w:sz w:val="24"/>
-          <w:szCs w:val="24"/>
-        </w:rPr>
-        <w:t xml:space="preserve"> – Загрузка ПК</w:t>
-      </w:r>
-    </w:p>
-    <w:p>
-      <w:pPr>
-        <w:jc w:val="both"/>
-        <w:rPr>
-          <w:rFonts w:ascii="Times New Roman" w:hAnsi="Times New Roman" w:cs="Times New Roman"/>
-          <w:sz w:val="24"/>
-          <w:szCs w:val="24"/>
-        </w:rPr>
-      </w:pPr>
-    </w:p>
-    <w:p>
-      <w:pPr>
-        <w:jc w:val="both"/>
-        <w:rPr>
-          <w:rFonts w:ascii="Times New Roman" w:hAnsi="Times New Roman" w:cs="Times New Roman"/>
-          <w:sz w:val="24"/>
-          <w:szCs w:val="24"/>
-        </w:rPr>
-      </w:pPr>
-      <w:r>
-        <w:rPr>
-          <w:rFonts w:ascii="Times New Roman" w:hAnsi="Times New Roman" w:cs="Times New Roman"/>
-          <w:sz w:val="24"/>
-          <w:szCs w:val="24"/>
-        </w:rPr>
-        <w:t xml:space="preserve">Может, если это возможно, и оно не используется, все же рассмотреть вопрос с </w:t>
-      </w:r>
-      <w:proofErr w:type="spellStart"/>
-      <w:r>
-        <w:rPr>
-          <w:rFonts w:ascii="Times New Roman" w:hAnsi="Times New Roman" w:cs="Times New Roman"/>
-          <w:sz w:val="24"/>
-          <w:szCs w:val="24"/>
-        </w:rPr>
-        <w:t>много</w:t>
+        <w:t>Рисунок 7 – Загрузка ПК</w:t>
+      </w:r>
+    </w:p>
+    <w:p>
+      <w:pPr>
+        <w:jc w:val="both"/>
+        <w:rPr>
+          <w:rFonts w:ascii="Times New Roman" w:hAnsi="Times New Roman" w:cs="Times New Roman"/>
+          <w:sz w:val="24"/>
+          <w:szCs w:val="24"/>
+        </w:rPr>
+      </w:pPr>
+    </w:p>
+    <w:p>
+      <w:pPr>
+        <w:jc w:val="both"/>
+        <w:rPr>
+          <w:rFonts w:ascii="Times New Roman" w:hAnsi="Times New Roman" w:cs="Times New Roman"/>
+          <w:sz w:val="24"/>
+          <w:szCs w:val="24"/>
+        </w:rPr>
+      </w:pPr>
+      <w:r>
+        <w:rPr>
+          <w:rFonts w:ascii="Times New Roman" w:hAnsi="Times New Roman" w:cs="Times New Roman"/>
+          <w:sz w:val="24"/>
+          <w:szCs w:val="24"/>
+        </w:rPr>
+        <w:t>Может, если это возможно, и оно не используется, все же рассмотреть вопрос с много</w:t>
       </w:r>
       <w:r>
         <w:rPr>
@@ -2658,16 +2547,7 @@
           <w:sz w:val="24"/>
           <w:szCs w:val="24"/>
         </w:rPr>
-        <w:t>ностью</w:t>
-      </w:r>
-      <w:proofErr w:type="spellEnd"/>
-      <w:r>
-        <w:rPr>
-          <w:rFonts w:ascii="Times New Roman" w:hAnsi="Times New Roman" w:cs="Times New Roman"/>
-          <w:sz w:val="24"/>
-          <w:szCs w:val="24"/>
-        </w:rPr>
-        <w:t xml:space="preserve"> и многопоточностью, и увеличить потребление ОЗУ?</w:t>
+        <w:t>ностью и многопоточностью, и увеличить потребление ОЗУ?</w:t>
       </w:r>
     </w:p>
     <w:p>
@@ -2797,7 +2677,7 @@
 </file>
 
 <file path=word/endnotes.xml><?xml version="1.0" encoding="utf-8"?>
-<w:endnotes xmlns:wpc="http://schemas.microsoft.com/office/word/2010/wordprocessingCanvas" xmlns:cx="http://schemas.microsoft.com/office/drawing/2014/chartex" xmlns:cx1="http://schemas.microsoft.com/office/drawing/2015/9/8/chartex" xmlns:cx2="http://schemas.microsoft.com/office/drawing/2015/10/21/chartex" xmlns:cx3="http://schemas.microsoft.com/office/drawing/2016/5/9/chartex" xmlns:cx4="http://schemas.microsoft.com/office/drawing/2016/5/10/chartex" xmlns:cx5="http://schemas.microsoft.com/office/drawing/2016/5/11/chartex" xmlns:cx6="http://schemas.microsoft.com/office/drawing/2016/5/12/chartex" xmlns:cx7="http://schemas.microsoft.com/office/drawing/2016/5/13/chartex" xmlns:cx8="http://schemas.microsoft.com/office/drawing/2016/5/14/chartex" xmlns:mc="http://schemas.openxmlformats.org/markup-compatibility/2006" xmlns:aink="http://schemas.microsoft.com/office/drawing/2016/ink" xmlns:am3d="http://schemas.microsoft.com/office/drawing/2017/model3d" xmlns:o="urn:schemas-microsoft-com:office:office" xmlns:r="http://schemas.openxmlformats.org/officeDocument/2006/relationships" xmlns:m="http://schemas.openxmlformats.org/officeDocument/2006/math" xmlns:v="urn:schemas-microsoft-com:vml" xmlns:wp14="http://schemas.microsoft.com/office/word/2010/wordprocessingDrawing" xmlns:wp="http://schemas.openxmlformats.org/drawingml/2006/wordprocessingDrawing" xmlns:w10="urn:schemas-microsoft-com:office:word" xmlns:w="http://schemas.openxmlformats.org/wordprocessingml/2006/main" xmlns:w14="http://schemas.microsoft.com/office/word/2010/wordml" xmlns:w15="http://schemas.microsoft.com/office/word/2012/wordml" xmlns:w16cex="http://schemas.microsoft.com/office/word/2018/wordml/cex" xmlns:w16cid="http://schemas.microsoft.com/office/word/2016/wordml/cid" xmlns:w16="http://schemas.microsoft.com/office/word/2018/wordml" xmlns:w16sdtdh="http://schemas.microsoft.com/office/word/2020/wordml/sdtdatahash" xmlns:w16se="http://schemas.microsoft.com/office/word/2015/wordml/symex" xmlns:wpg="http://schemas.microsoft.com/office/word/2010/wordprocessingGroup" xmlns:wpi="http://schemas.microsoft.com/office/word/2010/wordprocessingInk" xmlns:wne="http://schemas.microsoft.com/office/word/2006/wordml" xmlns:wps="http://schemas.microsoft.com/office/word/2010/wordprocessingShape" mc:Ignorable="w14 w15 w16se w16cid w16 w16cex w16sdtdh wp14">
+<w:endnotes xmlns:wpc="http://schemas.microsoft.com/office/word/2010/wordprocessingCanvas" xmlns:mc="http://schemas.openxmlformats.org/markup-compatibility/2006" xmlns:o="urn:schemas-microsoft-com:office:office" xmlns:r="http://schemas.openxmlformats.org/officeDocument/2006/relationships" xmlns:m="http://schemas.openxmlformats.org/officeDocument/2006/math" xmlns:v="urn:schemas-microsoft-com:vml" xmlns:wp14="http://schemas.microsoft.com/office/word/2010/wordprocessingDrawing" xmlns:wp="http://schemas.openxmlformats.org/drawingml/2006/wordprocessingDrawing" xmlns:w10="urn:schemas-microsoft-com:office:word" xmlns:w="http://schemas.openxmlformats.org/wordprocessingml/2006/main" xmlns:w14="http://schemas.microsoft.com/office/word/2010/wordml" xmlns:w15="http://schemas.microsoft.com/office/word/2012/wordml" xmlns:wpg="http://schemas.microsoft.com/office/word/2010/wordprocessingGroup" xmlns:wpi="http://schemas.microsoft.com/office/word/2010/wordprocessingInk" xmlns:wne="http://schemas.microsoft.com/office/word/2006/wordml" xmlns:wps="http://schemas.microsoft.com/office/word/2010/wordprocessingShape" mc:Ignorable="w14 w15 wp14">
   <w:endnote w:type="separator" w:id="-1">
     <w:p>
       <w:pPr>
@@ -2822,7 +2702,7 @@
 </file>
 
 <file path=word/footnotes.xml><?xml version="1.0" encoding="utf-8"?>
-<w:footnotes xmlns:wpc="http://schemas.microsoft.com/office/word/2010/wordprocessingCanvas" xmlns:cx="http://schemas.microsoft.com/office/drawing/2014/chartex" xmlns:cx1="http://schemas.microsoft.com/office/drawing/2015/9/8/chartex" xmlns:cx2="http://schemas.microsoft.com/office/drawing/2015/10/21/chartex" xmlns:cx3="http://schemas.microsoft.com/office/drawing/2016/5/9/chartex" xmlns:cx4="http://schemas.microsoft.com/office/drawing/2016/5/10/chartex" xmlns:cx5="http://schemas.microsoft.com/office/drawing/2016/5/11/chartex" xmlns:cx6="http://schemas.microsoft.com/office/drawing/2016/5/12/chartex" xmlns:cx7="http://schemas.microsoft.com/office/drawing/2016/5/13/chartex" xmlns:cx8="http://schemas.microsoft.com/office/drawing/2016/5/14/chartex" xmlns:mc="http://schemas.openxmlformats.org/markup-compatibility/2006" xmlns:aink="http://schemas.microsoft.com/office/drawing/2016/ink" xmlns:am3d="http://schemas.microsoft.com/office/drawing/2017/model3d" xmlns:o="urn:schemas-microsoft-com:office:office" xmlns:r="http://schemas.openxmlformats.org/officeDocument/2006/relationships" xmlns:m="http://schemas.openxmlformats.org/officeDocument/2006/math" xmlns:v="urn:schemas-microsoft-com:vml" xmlns:wp14="http://schemas.microsoft.com/office/word/2010/wordprocessingDrawing" xmlns:wp="http://schemas.openxmlformats.org/drawingml/2006/wordprocessingDrawing" xmlns:w10="urn:schemas-microsoft-com:office:word" xmlns:w="http://schemas.openxmlformats.org/wordprocessingml/2006/main" xmlns:w14="http://schemas.microsoft.com/office/word/2010/wordml" xmlns:w15="http://schemas.microsoft.com/office/word/2012/wordml" xmlns:w16cex="http://schemas.microsoft.com/office/word/2018/wordml/cex" xmlns:w16cid="http://schemas.microsoft.com/office/word/2016/wordml/cid" xmlns:w16="http://schemas.microsoft.com/office/word/2018/wordml" xmlns:w16sdtdh="http://schemas.microsoft.com/office/word/2020/wordml/sdtdatahash" xmlns:w16se="http://schemas.microsoft.com/office/word/2015/wordml/symex" xmlns:wpg="http://schemas.microsoft.com/office/word/2010/wordprocessingGroup" xmlns:wpi="http://schemas.microsoft.com/office/word/2010/wordprocessingInk" xmlns:wne="http://schemas.microsoft.com/office/word/2006/wordml" xmlns:wps="http://schemas.microsoft.com/office/word/2010/wordprocessingShape" mc:Ignorable="w14 w15 w16se w16cid w16 w16cex w16sdtdh wp14">
+<w:footnotes xmlns:wpc="http://schemas.microsoft.com/office/word/2010/wordprocessingCanvas" xmlns:mc="http://schemas.openxmlformats.org/markup-compatibility/2006" xmlns:o="urn:schemas-microsoft-com:office:office" xmlns:r="http://schemas.openxmlformats.org/officeDocument/2006/relationships" xmlns:m="http://schemas.openxmlformats.org/officeDocument/2006/math" xmlns:v="urn:schemas-microsoft-com:vml" xmlns:wp14="http://schemas.microsoft.com/office/word/2010/wordprocessingDrawing" xmlns:wp="http://schemas.openxmlformats.org/drawingml/2006/wordprocessingDrawing" xmlns:w10="urn:schemas-microsoft-com:office:word" xmlns:w="http://schemas.openxmlformats.org/wordprocessingml/2006/main" xmlns:w14="http://schemas.microsoft.com/office/word/2010/wordml" xmlns:w15="http://schemas.microsoft.com/office/word/2012/wordml" xmlns:wpg="http://schemas.microsoft.com/office/word/2010/wordprocessingGroup" xmlns:wpi="http://schemas.microsoft.com/office/word/2010/wordprocessingInk" xmlns:wne="http://schemas.microsoft.com/office/word/2006/wordml" xmlns:wps="http://schemas.microsoft.com/office/word/2010/wordprocessingShape" mc:Ignorable="w14 w15 wp14">
   <w:footnote w:type="separator" w:id="-1">
     <w:p>
       <w:pPr>
@@ -2847,7 +2727,7 @@
 </file>
 
 <file path=word/numbering.xml><?xml version="1.0" encoding="utf-8"?>
-<w:numbering xmlns:wpc="http://schemas.microsoft.com/office/word/2010/wordprocessingCanvas" xmlns:cx="http://schemas.microsoft.com/office/drawing/2014/chartex" xmlns:cx1="http://schemas.microsoft.com/office/drawing/2015/9/8/chartex" xmlns:cx2="http://schemas.microsoft.com/office/drawing/2015/10/21/chartex" xmlns:cx3="http://schemas.microsoft.com/office/drawing/2016/5/9/chartex" xmlns:cx4="http://schemas.microsoft.com/office/drawing/2016/5/10/chartex" xmlns:cx5="http://schemas.microsoft.com/office/drawing/2016/5/11/chartex" xmlns:cx6="http://schemas.microsoft.com/office/drawing/2016/5/12/chartex" xmlns:cx7="http://schemas.microsoft.com/office/drawing/2016/5/13/chartex" xmlns:cx8="http://schemas.microsoft.com/office/drawing/2016/5/14/chartex" xmlns:mc="http://schemas.openxmlformats.org/markup-compatibility/2006" xmlns:aink="http://schemas.microsoft.com/office/drawing/2016/ink" xmlns:am3d="http://schemas.microsoft.com/office/drawing/2017/model3d" xmlns:o="urn:schemas-microsoft-com:office:office" xmlns:r="http://schemas.openxmlformats.org/officeDocument/2006/relationships" xmlns:m="http://schemas.openxmlformats.org/officeDocument/2006/math" xmlns:v="urn:schemas-microsoft-com:vml" xmlns:wp14="http://schemas.microsoft.com/office/word/2010/wordprocessingDrawing" xmlns:wp="http://schemas.openxmlformats.org/drawingml/2006/wordprocessingDrawing" xmlns:w10="urn:schemas-microsoft-com:office:word" xmlns:w="http://schemas.openxmlformats.org/wordprocessingml/2006/main" xmlns:w14="http://schemas.microsoft.com/office/word/2010/wordml" xmlns:w15="http://schemas.microsoft.com/office/word/2012/wordml" xmlns:w16cex="http://schemas.microsoft.com/office/word/2018/wordml/cex" xmlns:w16cid="http://schemas.microsoft.com/office/word/2016/wordml/cid" xmlns:w16="http://schemas.microsoft.com/office/word/2018/wordml" xmlns:w16sdtdh="http://schemas.microsoft.com/office/word/2020/wordml/sdtdatahash" xmlns:w16se="http://schemas.microsoft.com/office/word/2015/wordml/symex" xmlns:wpg="http://schemas.microsoft.com/office/word/2010/wordprocessingGroup" xmlns:wpi="http://schemas.microsoft.com/office/word/2010/wordprocessingInk" xmlns:wne="http://schemas.microsoft.com/office/word/2006/wordml" xmlns:wps="http://schemas.microsoft.com/office/word/2010/wordprocessingShape" mc:Ignorable="w14 w15 w16se w16cid w16 w16cex w16sdtdh wp14">
+<w:numbering xmlns:wpc="http://schemas.microsoft.com/office/word/2010/wordprocessingCanvas" xmlns:mc="http://schemas.openxmlformats.org/markup-compatibility/2006" xmlns:o="urn:schemas-microsoft-com:office:office" xmlns:r="http://schemas.openxmlformats.org/officeDocument/2006/relationships" xmlns:m="http://schemas.openxmlformats.org/officeDocument/2006/math" xmlns:v="urn:schemas-microsoft-com:vml" xmlns:wp14="http://schemas.microsoft.com/office/word/2010/wordprocessingDrawing" xmlns:wp="http://schemas.openxmlformats.org/drawingml/2006/wordprocessingDrawing" xmlns:w10="urn:schemas-microsoft-com:office:word" xmlns:w="http://schemas.openxmlformats.org/wordprocessingml/2006/main" xmlns:w14="http://schemas.microsoft.com/office/word/2010/wordml" xmlns:w15="http://schemas.microsoft.com/office/word/2012/wordml" xmlns:wpg="http://schemas.microsoft.com/office/word/2010/wordprocessingGroup" xmlns:wpi="http://schemas.microsoft.com/office/word/2010/wordprocessingInk" xmlns:wne="http://schemas.microsoft.com/office/word/2006/wordml" xmlns:wps="http://schemas.microsoft.com/office/word/2010/wordprocessingShape" mc:Ignorable="w14 w15 wp14">
   <w:abstractNum w:abstractNumId="0" w15:restartNumberingAfterBreak="0">
     <w:nsid w:val="54410522"/>
     <w:multiLevelType w:val="hybridMultilevel"/>
@@ -2944,7 +2824,7 @@
 </file>
 
 <file path=word/styles.xml><?xml version="1.0" encoding="utf-8"?>
-<w:styles xmlns:mc="http://schemas.openxmlformats.org/markup-compatibility/2006" xmlns:r="http://schemas.openxmlformats.org/officeDocument/2006/relationships" xmlns:w="http://schemas.openxmlformats.org/wordprocessingml/2006/main" xmlns:w14="http://schemas.microsoft.com/office/word/2010/wordml" xmlns:w15="http://schemas.microsoft.com/office/word/2012/wordml" xmlns:w16cex="http://schemas.microsoft.com/office/word/2018/wordml/cex" xmlns:w16cid="http://schemas.microsoft.com/office/word/2016/wordml/cid" xmlns:w16="http://schemas.microsoft.com/office/word/2018/wordml" xmlns:w16sdtdh="http://schemas.microsoft.com/office/word/2020/wordml/sdtdatahash" xmlns:w16se="http://schemas.microsoft.com/office/word/2015/wordml/symex" mc:Ignorable="w14 w15 w16se w16cid w16 w16cex w16sdtdh">
+<w:styles xmlns:mc="http://schemas.openxmlformats.org/markup-compatibility/2006" xmlns:r="http://schemas.openxmlformats.org/officeDocument/2006/relationships" xmlns:w="http://schemas.openxmlformats.org/wordprocessingml/2006/main" xmlns:w14="http://schemas.microsoft.com/office/word/2010/wordml" xmlns:w15="http://schemas.microsoft.com/office/word/2012/wordml" mc:Ignorable="w14 w15">
   <w:docDefaults>
     <w:rPrDefault>
       <w:rPr>
@@ -2959,7 +2839,7 @@
       </w:pPr>
     </w:pPrDefault>
   </w:docDefaults>
-  <w:latentStyles w:defLockedState="0" w:defUIPriority="99" w:defSemiHidden="0" w:defUnhideWhenUsed="0" w:defQFormat="0" w:count="376">
+  <w:latentStyles w:defLockedState="0" w:defUIPriority="99" w:defSemiHidden="0" w:defUnhideWhenUsed="0" w:defQFormat="0" w:count="371">
     <w:lsdException w:name="Normal" w:uiPriority="0" w:qFormat="1"/>
     <w:lsdException w:name="heading 1" w:uiPriority="9" w:qFormat="1"/>
     <w:lsdException w:name="heading 2" w:semiHidden="1" w:uiPriority="9" w:unhideWhenUsed="1" w:qFormat="1"/>
@@ -3331,11 +3211,6 @@
     <w:lsdException w:name="List Table 5 Dark Accent 6" w:uiPriority="50"/>
     <w:lsdException w:name="List Table 6 Colorful Accent 6" w:uiPriority="51"/>
     <w:lsdException w:name="List Table 7 Colorful Accent 6" w:uiPriority="52"/>
-    <w:lsdException w:name="Mention" w:semiHidden="1" w:unhideWhenUsed="1"/>
-    <w:lsdException w:name="Smart Hyperlink" w:semiHidden="1" w:unhideWhenUsed="1"/>
-    <w:lsdException w:name="Hashtag" w:semiHidden="1" w:unhideWhenUsed="1"/>
-    <w:lsdException w:name="Unresolved Mention" w:semiHidden="1" w:unhideWhenUsed="1"/>
-    <w:lsdException w:name="Smart Link" w:semiHidden="1" w:unhideWhenUsed="1"/>
   </w:latentStyles>
   <w:style w:type="paragraph" w:default="1" w:styleId="a">
     <w:name w:val="Normal"/>
